--- a/posts/randomforest/index.docx
+++ b/posts/randomforest/index.docx
@@ -52,7 +52,7 @@
         </w:p>
       </w:sdtContent>
     </w:sdt>
-    <w:bookmarkStart w:id="20" w:name="introduction"/>
+    <w:bookmarkStart w:id="9" w:name="introduction"/>
     <w:p>
       <w:pPr>
         <w:pStyle w:val="Heading2"/>
@@ -69,8 +69,8 @@
         <w:t xml:space="preserve">Random Forest is one of the most popular machine learning algorithms, known for its simplicity, versatility, and ability to perform both classification and regression tasks. It operates by constructing a multitude of decision trees during training and outputs the mode of the classes (for classification) or the mean prediction (for regression) of the individual trees.</w:t>
       </w:r>
     </w:p>
-    <w:bookmarkEnd w:id="20"/>
-    <w:bookmarkStart w:id="21" w:name="what-is-random-forest"/>
+    <w:bookmarkEnd w:id="9"/>
+    <w:bookmarkStart w:id="10" w:name="what-is-random-forest"/>
     <w:p>
       <w:pPr>
         <w:pStyle w:val="Heading2"/>
@@ -131,8 +131,8 @@
         <w:t xml:space="preserve">The output is the average of all tree predictions.</w:t>
       </w:r>
     </w:p>
-    <w:bookmarkEnd w:id="21"/>
-    <w:bookmarkStart w:id="27" w:name="mathematics-behind-random-forest"/>
+    <w:bookmarkEnd w:id="10"/>
+    <w:bookmarkStart w:id="16" w:name="mathematics-behind-random-forest"/>
     <w:p>
       <w:pPr>
         <w:pStyle w:val="Heading2"/>
@@ -149,12 +149,12 @@
         <w:t xml:space="preserve">To understand Random Forest, we first need to recap how a decision tree works and then explore how Random Forest extends this idea.</w:t>
       </w:r>
     </w:p>
-    <w:bookmarkStart w:id="23" w:name="decision-tree-recap"/>
+    <w:bookmarkStart w:id="12" w:name="decision-tree-recap"/>
     <w:p>
       <w:pPr>
         <w:pStyle w:val="Heading3"/>
       </w:pPr>
-      <w:hyperlink r:id="rId22">
+      <w:hyperlink r:id="rId11">
         <w:r>
           <w:rPr>
             <w:rStyle w:val="Hyperlink"/>
@@ -292,8 +292,8 @@
         <w:t xml:space="preserve">for regression tasks.</w:t>
       </w:r>
     </w:p>
-    <w:bookmarkEnd w:id="23"/>
-    <w:bookmarkStart w:id="24" w:name="random-forest-algorithm"/>
+    <w:bookmarkEnd w:id="12"/>
+    <w:bookmarkStart w:id="13" w:name="random-forest-algorithm"/>
     <w:p>
       <w:pPr>
         <w:pStyle w:val="Heading3"/>
@@ -478,8 +478,8 @@
         <w:t xml:space="preserve">, combine the predictions by averaging the outputs of all trees.</w:t>
       </w:r>
     </w:p>
-    <w:bookmarkEnd w:id="24"/>
-    <w:bookmarkStart w:id="25" w:name="random-forest-for-classification"/>
+    <w:bookmarkEnd w:id="13"/>
+    <w:bookmarkStart w:id="14" w:name="random-forest-for-classification"/>
     <w:p>
       <w:pPr>
         <w:pStyle w:val="Heading3"/>
@@ -522,92 +522,96 @@
           </m:rPr>
           <m:t>{</m:t>
         </m:r>
-        <m:d>
-          <m:dPr>
-            <m:begChr m:val="("/>
-            <m:sepChr m:val=""/>
-            <m:endChr m:val=")"/>
-            <m:grow/>
-          </m:dPr>
+        <m:r>
+          <m:rPr>
+            <m:sty m:val="p"/>
+          </m:rPr>
+          <m:t>(</m:t>
+        </m:r>
+        <m:sSub>
           <m:e>
-            <m:sSub>
-              <m:e>
-                <m:r>
-                  <m:t>x</m:t>
-                </m:r>
-              </m:e>
-              <m:sub>
-                <m:r>
-                  <m:t>1</m:t>
-                </m:r>
-              </m:sub>
-            </m:sSub>
             <m:r>
-              <m:rPr>
-                <m:sty m:val="p"/>
-              </m:rPr>
-              <m:t>,</m:t>
+              <m:t>x</m:t>
             </m:r>
-            <m:sSub>
-              <m:e>
-                <m:r>
-                  <m:t>y</m:t>
-                </m:r>
-              </m:e>
-              <m:sub>
-                <m:r>
-                  <m:t>1</m:t>
-                </m:r>
-              </m:sub>
-            </m:sSub>
           </m:e>
-        </m:d>
+          <m:sub>
+            <m:r>
+              <m:t>1</m:t>
+            </m:r>
+          </m:sub>
+        </m:sSub>
         <m:r>
           <m:rPr>
             <m:sty m:val="p"/>
           </m:rPr>
           <m:t>,</m:t>
         </m:r>
-        <m:d>
-          <m:dPr>
-            <m:begChr m:val="("/>
-            <m:sepChr m:val=""/>
-            <m:endChr m:val=")"/>
-            <m:grow/>
-          </m:dPr>
+        <m:sSub>
           <m:e>
-            <m:sSub>
-              <m:e>
-                <m:r>
-                  <m:t>x</m:t>
-                </m:r>
-              </m:e>
-              <m:sub>
-                <m:r>
-                  <m:t>2</m:t>
-                </m:r>
-              </m:sub>
-            </m:sSub>
             <m:r>
-              <m:rPr>
-                <m:sty m:val="p"/>
-              </m:rPr>
-              <m:t>,</m:t>
+              <m:t>y</m:t>
             </m:r>
-            <m:sSub>
-              <m:e>
-                <m:r>
-                  <m:t>y</m:t>
-                </m:r>
-              </m:e>
-              <m:sub>
-                <m:r>
-                  <m:t>2</m:t>
-                </m:r>
-              </m:sub>
-            </m:sSub>
           </m:e>
-        </m:d>
+          <m:sub>
+            <m:r>
+              <m:t>1</m:t>
+            </m:r>
+          </m:sub>
+        </m:sSub>
+        <m:r>
+          <m:rPr>
+            <m:sty m:val="p"/>
+          </m:rPr>
+          <m:t>)</m:t>
+        </m:r>
+        <m:r>
+          <m:rPr>
+            <m:sty m:val="p"/>
+          </m:rPr>
+          <m:t>,</m:t>
+        </m:r>
+        <m:r>
+          <m:rPr>
+            <m:sty m:val="p"/>
+          </m:rPr>
+          <m:t>(</m:t>
+        </m:r>
+        <m:sSub>
+          <m:e>
+            <m:r>
+              <m:t>x</m:t>
+            </m:r>
+          </m:e>
+          <m:sub>
+            <m:r>
+              <m:t>2</m:t>
+            </m:r>
+          </m:sub>
+        </m:sSub>
+        <m:r>
+          <m:rPr>
+            <m:sty m:val="p"/>
+          </m:rPr>
+          <m:t>,</m:t>
+        </m:r>
+        <m:sSub>
+          <m:e>
+            <m:r>
+              <m:t>y</m:t>
+            </m:r>
+          </m:e>
+          <m:sub>
+            <m:r>
+              <m:t>2</m:t>
+            </m:r>
+          </m:sub>
+        </m:sSub>
+        <m:r>
+          <m:rPr>
+            <m:sty m:val="p"/>
+          </m:rPr>
+          <m:t>)</m:t>
+        </m:r>
         <m:r>
           <m:rPr>
             <m:sty m:val="p"/>
@@ -638,46 +642,48 @@
           </m:rPr>
           <m:t>,</m:t>
         </m:r>
-        <m:d>
-          <m:dPr>
-            <m:begChr m:val="("/>
-            <m:sepChr m:val=""/>
-            <m:endChr m:val=")"/>
-            <m:grow/>
-          </m:dPr>
+        <m:r>
+          <m:rPr>
+            <m:sty m:val="p"/>
+          </m:rPr>
+          <m:t>(</m:t>
+        </m:r>
+        <m:sSub>
           <m:e>
-            <m:sSub>
-              <m:e>
-                <m:r>
-                  <m:t>x</m:t>
-                </m:r>
-              </m:e>
-              <m:sub>
-                <m:r>
-                  <m:t>N</m:t>
-                </m:r>
-              </m:sub>
-            </m:sSub>
             <m:r>
-              <m:rPr>
-                <m:sty m:val="p"/>
-              </m:rPr>
-              <m:t>,</m:t>
+              <m:t>x</m:t>
             </m:r>
-            <m:sSub>
-              <m:e>
-                <m:r>
-                  <m:t>y</m:t>
-                </m:r>
-              </m:e>
-              <m:sub>
-                <m:r>
-                  <m:t>N</m:t>
-                </m:r>
-              </m:sub>
-            </m:sSub>
           </m:e>
-        </m:d>
+          <m:sub>
+            <m:r>
+              <m:t>N</m:t>
+            </m:r>
+          </m:sub>
+        </m:sSub>
+        <m:r>
+          <m:rPr>
+            <m:sty m:val="p"/>
+          </m:rPr>
+          <m:t>,</m:t>
+        </m:r>
+        <m:sSub>
+          <m:e>
+            <m:r>
+              <m:t>y</m:t>
+            </m:r>
+          </m:e>
+          <m:sub>
+            <m:r>
+              <m:t>N</m:t>
+            </m:r>
+          </m:sub>
+        </m:sSub>
+        <m:r>
+          <m:rPr>
+            <m:sty m:val="p"/>
+          </m:rPr>
+          <m:t>)</m:t>
+        </m:r>
         <m:r>
           <m:rPr>
             <m:sty m:val="p"/>
@@ -899,19 +905,21 @@
               </m:r>
             </m:sub>
           </m:sSub>
-          <m:d>
-            <m:dPr>
-              <m:begChr m:val="("/>
-              <m:sepChr m:val=""/>
-              <m:endChr m:val=")"/>
-              <m:grow/>
-            </m:dPr>
-            <m:e>
-              <m:r>
-                <m:t>x</m:t>
-              </m:r>
-            </m:e>
-          </m:d>
+          <m:r>
+            <m:rPr>
+              <m:sty m:val="p"/>
+            </m:rPr>
+            <m:t>(</m:t>
+          </m:r>
+          <m:r>
+            <m:t>x</m:t>
+          </m:r>
+          <m:r>
+            <m:rPr>
+              <m:sty m:val="p"/>
+            </m:rPr>
+            <m:t>)</m:t>
+          </m:r>
           <m:r>
             <m:rPr>
               <m:sty m:val="p"/>
@@ -930,19 +938,21 @@
               </m:r>
             </m:sub>
           </m:sSub>
-          <m:d>
-            <m:dPr>
-              <m:begChr m:val="("/>
-              <m:sepChr m:val=""/>
-              <m:endChr m:val=")"/>
-              <m:grow/>
-            </m:dPr>
-            <m:e>
-              <m:r>
-                <m:t>x</m:t>
-              </m:r>
-            </m:e>
-          </m:d>
+          <m:r>
+            <m:rPr>
+              <m:sty m:val="p"/>
+            </m:rPr>
+            <m:t>(</m:t>
+          </m:r>
+          <m:r>
+            <m:t>x</m:t>
+          </m:r>
+          <m:r>
+            <m:rPr>
+              <m:sty m:val="p"/>
+            </m:rPr>
+            <m:t>)</m:t>
+          </m:r>
         </m:oMath>
       </m:oMathPara>
     </w:p>
@@ -973,19 +983,21 @@
               </m:r>
             </m:e>
           </m:acc>
-          <m:d>
-            <m:dPr>
-              <m:begChr m:val="("/>
-              <m:sepChr m:val=""/>
-              <m:endChr m:val=")"/>
-              <m:grow/>
-            </m:dPr>
-            <m:e>
-              <m:r>
-                <m:t>x</m:t>
-              </m:r>
-            </m:e>
-          </m:d>
+          <m:r>
+            <m:rPr>
+              <m:sty m:val="p"/>
+            </m:rPr>
+            <m:t>(</m:t>
+          </m:r>
+          <m:r>
+            <m:t>x</m:t>
+          </m:r>
+          <m:r>
+            <m:rPr>
+              <m:sty m:val="p"/>
+            </m:rPr>
+            <m:t>)</m:t>
+          </m:r>
           <m:r>
             <m:rPr>
               <m:sty m:val="p"/>
@@ -1040,57 +1052,61 @@
               </m:r>
             </m:e>
           </m:nary>
-          <m:d>
-            <m:dPr>
-              <m:begChr m:val="("/>
-              <m:sepChr m:val=""/>
-              <m:endChr m:val=")"/>
-              <m:grow/>
-            </m:dPr>
+          <m:r>
+            <m:rPr>
+              <m:sty m:val="p"/>
+            </m:rPr>
+            <m:t>(</m:t>
+          </m:r>
+          <m:sSub>
             <m:e>
-              <m:sSub>
-                <m:e>
-                  <m:acc>
-                    <m:accPr>
-                      <m:chr m:val="̂"/>
-                    </m:accPr>
-                    <m:e>
-                      <m:r>
-                        <m:t>y</m:t>
-                      </m:r>
-                    </m:e>
-                  </m:acc>
-                </m:e>
-                <m:sub>
-                  <m:r>
-                    <m:t>b</m:t>
-                  </m:r>
-                </m:sub>
-              </m:sSub>
-              <m:d>
-                <m:dPr>
-                  <m:begChr m:val="("/>
-                  <m:sepChr m:val=""/>
-                  <m:endChr m:val=")"/>
-                  <m:grow/>
-                </m:dPr>
+              <m:acc>
+                <m:accPr>
+                  <m:chr m:val="̂"/>
+                </m:accPr>
                 <m:e>
                   <m:r>
-                    <m:t>x</m:t>
+                    <m:t>y</m:t>
                   </m:r>
                 </m:e>
-              </m:d>
+              </m:acc>
+            </m:e>
+            <m:sub>
               <m:r>
-                <m:rPr>
-                  <m:sty m:val="p"/>
-                </m:rPr>
-                <m:t>=</m:t>
+                <m:t>b</m:t>
               </m:r>
-              <m:r>
-                <m:t>k</m:t>
-              </m:r>
-            </m:e>
-          </m:d>
+            </m:sub>
+          </m:sSub>
+          <m:r>
+            <m:rPr>
+              <m:sty m:val="p"/>
+            </m:rPr>
+            <m:t>(</m:t>
+          </m:r>
+          <m:r>
+            <m:t>x</m:t>
+          </m:r>
+          <m:r>
+            <m:rPr>
+              <m:sty m:val="p"/>
+            </m:rPr>
+            <m:t>)</m:t>
+          </m:r>
+          <m:r>
+            <m:rPr>
+              <m:sty m:val="p"/>
+            </m:rPr>
+            <m:t>=</m:t>
+          </m:r>
+          <m:r>
+            <m:t>k</m:t>
+          </m:r>
+          <m:r>
+            <m:rPr>
+              <m:sty m:val="p"/>
+            </m:rPr>
+            <m:t>)</m:t>
+          </m:r>
         </m:oMath>
       </m:oMathPara>
     </w:p>
@@ -1108,22 +1124,24 @@
         <m:r>
           <m:t>I</m:t>
         </m:r>
-        <m:d>
-          <m:dPr>
-            <m:begChr m:val="("/>
-            <m:sepChr m:val=""/>
-            <m:endChr m:val=")"/>
-            <m:grow/>
-          </m:dPr>
-          <m:e>
-            <m:r>
-              <m:rPr>
-                <m:sty m:val="p"/>
-              </m:rPr>
-              <m:t>⋅</m:t>
-            </m:r>
-          </m:e>
-        </m:d>
+        <m:r>
+          <m:rPr>
+            <m:sty m:val="p"/>
+          </m:rPr>
+          <m:t>(</m:t>
+        </m:r>
+        <m:r>
+          <m:rPr>
+            <m:sty m:val="p"/>
+          </m:rPr>
+          <m:t>⋅</m:t>
+        </m:r>
+        <m:r>
+          <m:rPr>
+            <m:sty m:val="p"/>
+          </m:rPr>
+          <m:t>)</m:t>
+        </m:r>
       </m:oMath>
       <w:r>
         <w:t xml:space="preserve"> </w:t>
@@ -1139,8 +1157,8 @@
         </w:pict>
       </w:r>
     </w:p>
-    <w:bookmarkEnd w:id="25"/>
-    <w:bookmarkStart w:id="26" w:name="random-forest-for-regression"/>
+    <w:bookmarkEnd w:id="14"/>
+    <w:bookmarkStart w:id="15" w:name="random-forest-for-regression"/>
     <w:p>
       <w:pPr>
         <w:pStyle w:val="Heading3"/>
@@ -1183,92 +1201,96 @@
           </m:rPr>
           <m:t>{</m:t>
         </m:r>
-        <m:d>
-          <m:dPr>
-            <m:begChr m:val="("/>
-            <m:sepChr m:val=""/>
-            <m:endChr m:val=")"/>
-            <m:grow/>
-          </m:dPr>
+        <m:r>
+          <m:rPr>
+            <m:sty m:val="p"/>
+          </m:rPr>
+          <m:t>(</m:t>
+        </m:r>
+        <m:sSub>
           <m:e>
-            <m:sSub>
-              <m:e>
-                <m:r>
-                  <m:t>x</m:t>
-                </m:r>
-              </m:e>
-              <m:sub>
-                <m:r>
-                  <m:t>1</m:t>
-                </m:r>
-              </m:sub>
-            </m:sSub>
             <m:r>
-              <m:rPr>
-                <m:sty m:val="p"/>
-              </m:rPr>
-              <m:t>,</m:t>
+              <m:t>x</m:t>
             </m:r>
-            <m:sSub>
-              <m:e>
-                <m:r>
-                  <m:t>y</m:t>
-                </m:r>
-              </m:e>
-              <m:sub>
-                <m:r>
-                  <m:t>1</m:t>
-                </m:r>
-              </m:sub>
-            </m:sSub>
           </m:e>
-        </m:d>
+          <m:sub>
+            <m:r>
+              <m:t>1</m:t>
+            </m:r>
+          </m:sub>
+        </m:sSub>
         <m:r>
           <m:rPr>
             <m:sty m:val="p"/>
           </m:rPr>
           <m:t>,</m:t>
         </m:r>
-        <m:d>
-          <m:dPr>
-            <m:begChr m:val="("/>
-            <m:sepChr m:val=""/>
-            <m:endChr m:val=")"/>
-            <m:grow/>
-          </m:dPr>
+        <m:sSub>
           <m:e>
-            <m:sSub>
-              <m:e>
-                <m:r>
-                  <m:t>x</m:t>
-                </m:r>
-              </m:e>
-              <m:sub>
-                <m:r>
-                  <m:t>2</m:t>
-                </m:r>
-              </m:sub>
-            </m:sSub>
             <m:r>
-              <m:rPr>
-                <m:sty m:val="p"/>
-              </m:rPr>
-              <m:t>,</m:t>
+              <m:t>y</m:t>
             </m:r>
-            <m:sSub>
-              <m:e>
-                <m:r>
-                  <m:t>y</m:t>
-                </m:r>
-              </m:e>
-              <m:sub>
-                <m:r>
-                  <m:t>2</m:t>
-                </m:r>
-              </m:sub>
-            </m:sSub>
           </m:e>
-        </m:d>
+          <m:sub>
+            <m:r>
+              <m:t>1</m:t>
+            </m:r>
+          </m:sub>
+        </m:sSub>
+        <m:r>
+          <m:rPr>
+            <m:sty m:val="p"/>
+          </m:rPr>
+          <m:t>)</m:t>
+        </m:r>
+        <m:r>
+          <m:rPr>
+            <m:sty m:val="p"/>
+          </m:rPr>
+          <m:t>,</m:t>
+        </m:r>
+        <m:r>
+          <m:rPr>
+            <m:sty m:val="p"/>
+          </m:rPr>
+          <m:t>(</m:t>
+        </m:r>
+        <m:sSub>
+          <m:e>
+            <m:r>
+              <m:t>x</m:t>
+            </m:r>
+          </m:e>
+          <m:sub>
+            <m:r>
+              <m:t>2</m:t>
+            </m:r>
+          </m:sub>
+        </m:sSub>
+        <m:r>
+          <m:rPr>
+            <m:sty m:val="p"/>
+          </m:rPr>
+          <m:t>,</m:t>
+        </m:r>
+        <m:sSub>
+          <m:e>
+            <m:r>
+              <m:t>y</m:t>
+            </m:r>
+          </m:e>
+          <m:sub>
+            <m:r>
+              <m:t>2</m:t>
+            </m:r>
+          </m:sub>
+        </m:sSub>
+        <m:r>
+          <m:rPr>
+            <m:sty m:val="p"/>
+          </m:rPr>
+          <m:t>)</m:t>
+        </m:r>
         <m:r>
           <m:rPr>
             <m:sty m:val="p"/>
@@ -1299,46 +1321,48 @@
           </m:rPr>
           <m:t>,</m:t>
         </m:r>
-        <m:d>
-          <m:dPr>
-            <m:begChr m:val="("/>
-            <m:sepChr m:val=""/>
-            <m:endChr m:val=")"/>
-            <m:grow/>
-          </m:dPr>
+        <m:r>
+          <m:rPr>
+            <m:sty m:val="p"/>
+          </m:rPr>
+          <m:t>(</m:t>
+        </m:r>
+        <m:sSub>
           <m:e>
-            <m:sSub>
-              <m:e>
-                <m:r>
-                  <m:t>x</m:t>
-                </m:r>
-              </m:e>
-              <m:sub>
-                <m:r>
-                  <m:t>N</m:t>
-                </m:r>
-              </m:sub>
-            </m:sSub>
             <m:r>
-              <m:rPr>
-                <m:sty m:val="p"/>
-              </m:rPr>
-              <m:t>,</m:t>
+              <m:t>x</m:t>
             </m:r>
-            <m:sSub>
-              <m:e>
-                <m:r>
-                  <m:t>y</m:t>
-                </m:r>
-              </m:e>
-              <m:sub>
-                <m:r>
-                  <m:t>N</m:t>
-                </m:r>
-              </m:sub>
-            </m:sSub>
           </m:e>
-        </m:d>
+          <m:sub>
+            <m:r>
+              <m:t>N</m:t>
+            </m:r>
+          </m:sub>
+        </m:sSub>
+        <m:r>
+          <m:rPr>
+            <m:sty m:val="p"/>
+          </m:rPr>
+          <m:t>,</m:t>
+        </m:r>
+        <m:sSub>
+          <m:e>
+            <m:r>
+              <m:t>y</m:t>
+            </m:r>
+          </m:e>
+          <m:sub>
+            <m:r>
+              <m:t>N</m:t>
+            </m:r>
+          </m:sub>
+        </m:sSub>
+        <m:r>
+          <m:rPr>
+            <m:sty m:val="p"/>
+          </m:rPr>
+          <m:t>)</m:t>
+        </m:r>
         <m:r>
           <m:rPr>
             <m:sty m:val="p"/>
@@ -1560,19 +1584,21 @@
               </m:r>
             </m:sub>
           </m:sSub>
-          <m:d>
-            <m:dPr>
-              <m:begChr m:val="("/>
-              <m:sepChr m:val=""/>
-              <m:endChr m:val=")"/>
-              <m:grow/>
-            </m:dPr>
-            <m:e>
-              <m:r>
-                <m:t>x</m:t>
-              </m:r>
-            </m:e>
-          </m:d>
+          <m:r>
+            <m:rPr>
+              <m:sty m:val="p"/>
+            </m:rPr>
+            <m:t>(</m:t>
+          </m:r>
+          <m:r>
+            <m:t>x</m:t>
+          </m:r>
+          <m:r>
+            <m:rPr>
+              <m:sty m:val="p"/>
+            </m:rPr>
+            <m:t>)</m:t>
+          </m:r>
           <m:r>
             <m:rPr>
               <m:sty m:val="p"/>
@@ -1591,19 +1617,21 @@
               </m:r>
             </m:sub>
           </m:sSub>
-          <m:d>
-            <m:dPr>
-              <m:begChr m:val="("/>
-              <m:sepChr m:val=""/>
-              <m:endChr m:val=")"/>
-              <m:grow/>
-            </m:dPr>
-            <m:e>
-              <m:r>
-                <m:t>x</m:t>
-              </m:r>
-            </m:e>
-          </m:d>
+          <m:r>
+            <m:rPr>
+              <m:sty m:val="p"/>
+            </m:rPr>
+            <m:t>(</m:t>
+          </m:r>
+          <m:r>
+            <m:t>x</m:t>
+          </m:r>
+          <m:r>
+            <m:rPr>
+              <m:sty m:val="p"/>
+            </m:rPr>
+            <m:t>)</m:t>
+          </m:r>
         </m:oMath>
       </m:oMathPara>
     </w:p>
@@ -1634,19 +1662,21 @@
               </m:r>
             </m:e>
           </m:acc>
-          <m:d>
-            <m:dPr>
-              <m:begChr m:val="("/>
-              <m:sepChr m:val=""/>
-              <m:endChr m:val=")"/>
-              <m:grow/>
-            </m:dPr>
-            <m:e>
-              <m:r>
-                <m:t>x</m:t>
-              </m:r>
-            </m:e>
-          </m:d>
+          <m:r>
+            <m:rPr>
+              <m:sty m:val="p"/>
+            </m:rPr>
+            <m:t>(</m:t>
+          </m:r>
+          <m:r>
+            <m:t>x</m:t>
+          </m:r>
+          <m:r>
+            <m:rPr>
+              <m:sty m:val="p"/>
+            </m:rPr>
+            <m:t>)</m:t>
+          </m:r>
           <m:r>
             <m:rPr>
               <m:sty m:val="p"/>
@@ -1716,19 +1746,21 @@
               </m:sSub>
             </m:e>
           </m:nary>
-          <m:d>
-            <m:dPr>
-              <m:begChr m:val="("/>
-              <m:sepChr m:val=""/>
-              <m:endChr m:val=")"/>
-              <m:grow/>
-            </m:dPr>
-            <m:e>
-              <m:r>
-                <m:t>x</m:t>
-              </m:r>
-            </m:e>
-          </m:d>
+          <m:r>
+            <m:rPr>
+              <m:sty m:val="p"/>
+            </m:rPr>
+            <m:t>(</m:t>
+          </m:r>
+          <m:r>
+            <m:t>x</m:t>
+          </m:r>
+          <m:r>
+            <m:rPr>
+              <m:sty m:val="p"/>
+            </m:rPr>
+            <m:t>)</m:t>
+          </m:r>
         </m:oMath>
       </m:oMathPara>
     </w:p>
@@ -1739,9 +1771,9 @@
         </w:pict>
       </w:r>
     </w:p>
-    <w:bookmarkEnd w:id="26"/>
-    <w:bookmarkEnd w:id="27"/>
-    <w:bookmarkStart w:id="28" w:name="assumptions-of-random-forest"/>
+    <w:bookmarkEnd w:id="15"/>
+    <w:bookmarkEnd w:id="16"/>
+    <w:bookmarkStart w:id="17" w:name="assumptions-of-random-forest"/>
     <w:p>
       <w:pPr>
         <w:pStyle w:val="Heading2"/>
@@ -1830,8 +1862,8 @@
         <w:t xml:space="preserve">Random Forest can handle non-linear relationships between features and the target.</w:t>
       </w:r>
     </w:p>
-    <w:bookmarkEnd w:id="28"/>
-    <w:bookmarkStart w:id="29" w:name="advantages-of-random-forest"/>
+    <w:bookmarkEnd w:id="17"/>
+    <w:bookmarkStart w:id="18" w:name="advantages-of-random-forest"/>
     <w:p>
       <w:pPr>
         <w:pStyle w:val="Heading2"/>
@@ -1950,8 +1982,8 @@
         <w:t xml:space="preserve">It provides an estimate of feature importance, allowing for better interpretability of models.</w:t>
       </w:r>
     </w:p>
-    <w:bookmarkEnd w:id="29"/>
-    <w:bookmarkStart w:id="30" w:name="disadvantages-of-random-forest"/>
+    <w:bookmarkEnd w:id="18"/>
+    <w:bookmarkStart w:id="19" w:name="disadvantages-of-random-forest"/>
     <w:p>
       <w:pPr>
         <w:pStyle w:val="Heading2"/>
@@ -2067,8 +2099,8 @@
         </w:pict>
       </w:r>
     </w:p>
-    <w:bookmarkEnd w:id="30"/>
-    <w:bookmarkStart w:id="31" w:name="python-implementation"/>
+    <w:bookmarkEnd w:id="19"/>
+    <w:bookmarkStart w:id="20" w:name="python-implementation"/>
     <w:p>
       <w:pPr>
         <w:pStyle w:val="Heading2"/>
@@ -2959,8 +2991,8 @@
         <w:t xml:space="preserve">Regression Mean Squared Error: 19.715794117647054</w:t>
       </w:r>
     </w:p>
-    <w:bookmarkEnd w:id="31"/>
-    <w:bookmarkStart w:id="34" w:name="hyperparameter-tuning-for-random-forest"/>
+    <w:bookmarkEnd w:id="20"/>
+    <w:bookmarkStart w:id="23" w:name="hyperparameter-tuning-for-random-forest"/>
     <w:p>
       <w:pPr>
         <w:pStyle w:val="Heading2"/>
@@ -2977,7 +3009,7 @@
         <w:t xml:space="preserve">Tuning the hyperparameters of a Random Forest can significantly improve its performance. Here are some important hyperparameters to consider:</w:t>
       </w:r>
     </w:p>
-    <w:bookmarkStart w:id="32" w:name="important-hyperparameters"/>
+    <w:bookmarkStart w:id="21" w:name="important-hyperparameters"/>
     <w:p>
       <w:pPr>
         <w:pStyle w:val="Heading3"/>
@@ -3317,8 +3349,8 @@
         <w:t xml:space="preserve">for extremely randomized trees (also known as ExtraTrees).</w:t>
       </w:r>
     </w:p>
-    <w:bookmarkEnd w:id="32"/>
-    <w:bookmarkStart w:id="33" w:name="grid-search-for-hyperparameter-tuning"/>
+    <w:bookmarkEnd w:id="21"/>
+    <w:bookmarkStart w:id="22" w:name="grid-search-for-hyperparameter-tuning"/>
     <w:p>
       <w:pPr>
         <w:pStyle w:val="Heading3"/>
@@ -4219,9 +4251,9 @@
         <w:t xml:space="preserve">Using this technique, we can find the combination of hyperparameters that yields the best model performance.</w:t>
       </w:r>
     </w:p>
-    <w:bookmarkEnd w:id="33"/>
-    <w:bookmarkEnd w:id="34"/>
-    <w:bookmarkStart w:id="39" w:name="feature-importance-in-random-forest"/>
+    <w:bookmarkEnd w:id="22"/>
+    <w:bookmarkEnd w:id="23"/>
+    <w:bookmarkStart w:id="28" w:name="feature-importance-in-random-forest"/>
     <w:p>
       <w:pPr>
         <w:pStyle w:val="Heading2"/>
@@ -4251,7 +4283,7 @@
         <w:t xml:space="preserve">, which indicates how much each feature contributes to the model’s predictions.</w:t>
       </w:r>
     </w:p>
-    <w:bookmarkStart w:id="38" w:name="computing-feature-importance"/>
+    <w:bookmarkStart w:id="27" w:name="computing-feature-importance"/>
     <w:p>
       <w:pPr>
         <w:pStyle w:val="Heading3"/>
@@ -4628,18 +4660,18 @@
           <wp:inline>
             <wp:extent cx="5334000" cy="3177941"/>
             <wp:effectExtent b="0" l="0" r="0" t="0"/>
-            <wp:docPr descr="" title="" id="36" name="Picture"/>
+            <wp:docPr descr="" title="" id="25" name="Picture"/>
             <a:graphic>
               <a:graphicData uri="http://schemas.openxmlformats.org/drawingml/2006/picture">
                 <pic:pic>
                   <pic:nvPicPr>
-                    <pic:cNvPr descr="index_files/figure-docx/cell-4-output-1.png" id="37" name="Picture"/>
+                    <pic:cNvPr descr="index_files/figure-docx/cell-4-output-1.png" id="26" name="Picture"/>
                     <pic:cNvPicPr>
                       <a:picLocks noChangeArrowheads="1" noChangeAspect="1"/>
                     </pic:cNvPicPr>
                   </pic:nvPicPr>
                   <pic:blipFill>
-                    <a:blip r:embed="rId35"/>
+                    <a:blip r:embed="rId24"/>
                     <a:stretch>
                       <a:fillRect/>
                     </a:stretch>
@@ -4674,9 +4706,9 @@
         <w:t xml:space="preserve">The bar chart is showing the relative importance of each feature, making it easier to understand which features have the most predictive power.</w:t>
       </w:r>
     </w:p>
-    <w:bookmarkEnd w:id="38"/>
-    <w:bookmarkEnd w:id="39"/>
-    <w:bookmarkStart w:id="41" w:name="out-of-bag-oob-error-estimate"/>
+    <w:bookmarkEnd w:id="27"/>
+    <w:bookmarkEnd w:id="28"/>
+    <w:bookmarkStart w:id="30" w:name="out-of-bag-oob-error-estimate"/>
     <w:p>
       <w:pPr>
         <w:pStyle w:val="Heading2"/>
@@ -4721,7 +4753,7 @@
         <w:t xml:space="preserve">samples can be used to estimate the model’s performance without the need for a separate validation set.</w:t>
       </w:r>
     </w:p>
-    <w:bookmarkStart w:id="40" w:name="enabling-oob-in-python"/>
+    <w:bookmarkStart w:id="29" w:name="enabling-oob-in-python"/>
     <w:p>
       <w:pPr>
         <w:pStyle w:val="Heading3"/>
@@ -4960,9 +4992,9 @@
         <w:t xml:space="preserve">The OOB score is an unbiased estimate of the model’s performance, which is particularly useful when the dataset is small and splitting it further into training/validation sets might reduce training effectiveness.</w:t>
       </w:r>
     </w:p>
-    <w:bookmarkEnd w:id="40"/>
-    <w:bookmarkEnd w:id="41"/>
-    <w:bookmarkStart w:id="42" w:name="dealing-with-imbalanced-data"/>
+    <w:bookmarkEnd w:id="29"/>
+    <w:bookmarkEnd w:id="30"/>
+    <w:bookmarkStart w:id="31" w:name="dealing-with-imbalanced-data"/>
     <w:p>
       <w:pPr>
         <w:pStyle w:val="Heading2"/>
@@ -5800,8 +5832,8 @@
         <w:t xml:space="preserve"> sm.fit_resample(X_train, y_train)</w:t>
       </w:r>
     </w:p>
-    <w:bookmarkEnd w:id="42"/>
-    <w:bookmarkStart w:id="43" w:name="random-forest-in-practice-best-practices"/>
+    <w:bookmarkEnd w:id="31"/>
+    <w:bookmarkStart w:id="32" w:name="random-forest-in-practice-best-practices"/>
     <w:p>
       <w:pPr>
         <w:pStyle w:val="Heading2"/>
@@ -5921,8 +5953,8 @@
         </w:pict>
       </w:r>
     </w:p>
-    <w:bookmarkEnd w:id="43"/>
-    <w:bookmarkStart w:id="45" w:name="references"/>
+    <w:bookmarkEnd w:id="32"/>
+    <w:bookmarkStart w:id="34" w:name="references"/>
     <w:p>
       <w:pPr>
         <w:pStyle w:val="Heading2"/>
@@ -6045,8 +6077,8 @@
         <w:t xml:space="preserve"> </w:t>
       </w:r>
     </w:p>
-    <w:bookmarkStart w:id="44" w:name="fb-root"/>
-    <w:bookmarkEnd w:id="44"/>
+    <w:bookmarkStart w:id="33" w:name="fb-root"/>
+    <w:bookmarkEnd w:id="33"/>
     <w:p>
       <w:pPr>
         <w:pStyle w:val="BodyText"/>
@@ -6059,7 +6091,7 @@
         <w:t xml:space="preserve">You may also like</w:t>
       </w:r>
     </w:p>
-    <w:bookmarkEnd w:id="45"/>
+    <w:bookmarkEnd w:id="34"/>
     <w:sectPr>
       <w:footnotePr>
         <w:numRestart w:val="eachSect"/>
@@ -6471,10 +6503,10 @@
   <w:docDefaults>
     <w:rPrDefault>
       <w:rPr>
-        <w:rFonts w:asciiTheme="minorHAnsi" w:cstheme="minorBidi" w:eastAsiaTheme="minorHAnsi" w:hAnsiTheme="minorHAnsi"/>
+        <w:rFonts w:asciiTheme="minorHAnsi" w:cstheme="minorBidi" w:eastAsiaTheme="minorEastAsia" w:hAnsiTheme="minorHAnsi"/>
         <w:sz w:val="24"/>
         <w:szCs w:val="24"/>
-        <w:lang w:bidi="ar-SA" w:eastAsia="en-US" w:val="en-US"/>
+        <w:lang w:bidi="ar-SA" w:eastAsia="zh-CN" w:val="en-US"/>
       </w:rPr>
     </w:rPrDefault>
     <w:pPrDefault>
@@ -7015,13 +7047,6 @@
       </w:tblCellMar>
     </w:tblPr>
     <w:tblStylePr w:type="firstRow">
-      <w:tblPr>
-        <w:jc w:val="left"/>
-        <w:tblInd w:type="dxa" w:w="0"/>
-      </w:tblPr>
-      <w:trPr>
-        <w:jc w:val="left"/>
-      </w:trPr>
       <w:tcPr>
         <w:tcBorders>
           <w:bottom w:val="single"/>

--- a/posts/randomforest/index.docx
+++ b/posts/randomforest/index.docx
@@ -5954,7 +5954,7 @@
       </w:r>
     </w:p>
     <w:bookmarkEnd w:id="32"/>
-    <w:bookmarkStart w:id="34" w:name="references"/>
+    <w:bookmarkStart w:id="33" w:name="references"/>
     <w:p>
       <w:pPr>
         <w:pStyle w:val="Heading2"/>
@@ -6035,63 +6035,10 @@
           <w:b/>
           <w:bCs/>
         </w:rPr>
-        <w:t xml:space="preserve">Share on</w:t>
-      </w:r>
-    </w:p>
-    <w:p>
-      <w:pPr>
-        <w:pStyle w:val="BodyText"/>
-      </w:pPr>
-    </w:p>
-    <w:p>
-      <w:pPr>
-        <w:pStyle w:val="BodyText"/>
-      </w:pPr>
-      <w:r>
-        <w:t xml:space="preserve"> </w:t>
-      </w:r>
-    </w:p>
-    <w:p>
-      <w:pPr>
-        <w:pStyle w:val="BodyText"/>
-      </w:pPr>
-    </w:p>
-    <w:p>
-      <w:pPr>
-        <w:pStyle w:val="BodyText"/>
-      </w:pPr>
-      <w:r>
-        <w:t xml:space="preserve"> </w:t>
-      </w:r>
-    </w:p>
-    <w:p>
-      <w:pPr>
-        <w:pStyle w:val="BodyText"/>
-      </w:pPr>
-    </w:p>
-    <w:p>
-      <w:pPr>
-        <w:pStyle w:val="BodyText"/>
-      </w:pPr>
-      <w:r>
-        <w:t xml:space="preserve"> </w:t>
-      </w:r>
-    </w:p>
-    <w:bookmarkStart w:id="33" w:name="fb-root"/>
+        <w:t xml:space="preserve">You may also like</w:t>
+      </w:r>
+    </w:p>
     <w:bookmarkEnd w:id="33"/>
-    <w:p>
-      <w:pPr>
-        <w:pStyle w:val="BodyText"/>
-      </w:pPr>
-      <w:r>
-        <w:rPr>
-          <w:b/>
-          <w:bCs/>
-        </w:rPr>
-        <w:t xml:space="preserve">You may also like</w:t>
-      </w:r>
-    </w:p>
-    <w:bookmarkEnd w:id="34"/>
     <w:sectPr>
       <w:footnotePr>
         <w:numRestart w:val="eachSect"/>
